--- a/Rahasya/Episode-2.docx
+++ b/Rahasya/Episode-2.docx
@@ -17863,7 +17863,24 @@
           <w:rFonts w:ascii="Courier New" w:hAnsi="Courier New" w:cs="Courier New"/>
         </w:rPr>
         <w:br/>
-        <w:t>Don’t you have any desires</w:t>
+      </w:r>
+      <w:r>
+        <w:rPr>
+          <w:rFonts w:ascii="Courier New" w:hAnsi="Courier New" w:cs="Courier New"/>
+        </w:rPr>
+        <w:t xml:space="preserve">Gani… </w:t>
+      </w:r>
+      <w:r>
+        <w:rPr>
+          <w:rFonts w:ascii="Courier New" w:hAnsi="Courier New" w:cs="Courier New"/>
+        </w:rPr>
+        <w:t>d</w:t>
+      </w:r>
+      <w:r>
+        <w:rPr>
+          <w:rFonts w:ascii="Courier New" w:hAnsi="Courier New" w:cs="Courier New"/>
+        </w:rPr>
+        <w:t>on’t you have any desires</w:t>
       </w:r>
     </w:p>
     <w:p>
@@ -19849,19 +19866,19 @@
           <w:rFonts w:ascii="Courier New" w:hAnsi="Courier New" w:cs="Courier New"/>
         </w:rPr>
         <w:br/>
-        <w:t xml:space="preserve">That is why you should watch a </w:t>
-      </w:r>
-      <w:r>
-        <w:rPr>
-          <w:rFonts w:ascii="Courier New" w:hAnsi="Courier New" w:cs="Courier New"/>
-        </w:rPr>
-        <w:t xml:space="preserve"> </w:t>
-      </w:r>
-      <w:r>
-        <w:rPr>
-          <w:rFonts w:ascii="Courier New" w:hAnsi="Courier New" w:cs="Courier New"/>
-        </w:rPr>
-        <w:t>movie every week</w:t>
+        <w:t xml:space="preserve">That is why you should watch </w:t>
+      </w:r>
+      <w:r>
+        <w:rPr>
+          <w:rFonts w:ascii="Courier New" w:hAnsi="Courier New" w:cs="Courier New"/>
+        </w:rPr>
+        <w:t>a movie</w:t>
+      </w:r>
+      <w:r>
+        <w:rPr>
+          <w:rFonts w:ascii="Courier New" w:hAnsi="Courier New" w:cs="Courier New"/>
+        </w:rPr>
+        <w:t xml:space="preserve"> every week</w:t>
       </w:r>
       <w:r>
         <w:rPr>
@@ -23815,6 +23832,149 @@
           <w:rFonts w:ascii="Courier New" w:hAnsi="Courier New" w:cs="Courier New"/>
         </w:rPr>
         <w:lastRenderedPageBreak/>
+        <w:t>Shanthamma shouts.</w:t>
+      </w:r>
+    </w:p>
+    <w:p>
+      <w:pPr>
+        <w:jc w:val="center"/>
+        <w:rPr>
+          <w:rFonts w:ascii="Courier New" w:hAnsi="Courier New" w:cs="Courier New"/>
+        </w:rPr>
+      </w:pPr>
+      <w:r>
+        <w:rPr>
+          <w:rFonts w:ascii="Courier New" w:hAnsi="Courier New" w:cs="Courier New"/>
+        </w:rPr>
+        <w:t>SHANTHAMMA</w:t>
+      </w:r>
+      <w:r>
+        <w:rPr>
+          <w:rFonts w:ascii="Courier New" w:hAnsi="Courier New" w:cs="Courier New"/>
+        </w:rPr>
+        <w:br/>
+        <w:t>Gani… will you eat now?</w:t>
+      </w:r>
+      <w:r>
+        <w:rPr>
+          <w:rFonts w:ascii="Courier New" w:hAnsi="Courier New" w:cs="Courier New"/>
+        </w:rPr>
+        <w:br/>
+        <w:t>Should I make you a mudhe?</w:t>
+      </w:r>
+      <w:r>
+        <w:rPr>
+          <w:rFonts w:ascii="Courier New" w:hAnsi="Courier New" w:cs="Courier New"/>
+        </w:rPr>
+        <w:br/>
+        <w:t>Or will you be late?</w:t>
+      </w:r>
+    </w:p>
+    <w:p>
+      <w:pPr>
+        <w:jc w:val="center"/>
+        <w:rPr>
+          <w:rFonts w:ascii="Courier New" w:hAnsi="Courier New" w:cs="Courier New"/>
+        </w:rPr>
+      </w:pPr>
+      <w:r>
+        <w:rPr>
+          <w:rFonts w:ascii="Courier New" w:hAnsi="Courier New" w:cs="Courier New"/>
+        </w:rPr>
+        <w:t>RAO</w:t>
+      </w:r>
+      <w:r>
+        <w:rPr>
+          <w:rFonts w:ascii="Courier New" w:hAnsi="Courier New" w:cs="Courier New"/>
+        </w:rPr>
+        <w:br/>
+        <w:t>I’ll be late!</w:t>
+      </w:r>
+      <w:r>
+        <w:rPr>
+          <w:rFonts w:ascii="Courier New" w:hAnsi="Courier New" w:cs="Courier New"/>
+        </w:rPr>
+        <w:br/>
+        <w:t>Rice is enough</w:t>
+      </w:r>
+    </w:p>
+    <w:p>
+      <w:pPr>
+        <w:jc w:val="center"/>
+        <w:rPr>
+          <w:rFonts w:ascii="Courier New" w:hAnsi="Courier New" w:cs="Courier New"/>
+        </w:rPr>
+      </w:pPr>
+      <w:r>
+        <w:rPr>
+          <w:rFonts w:ascii="Courier New" w:hAnsi="Courier New" w:cs="Courier New"/>
+        </w:rPr>
+        <w:t>RAMA</w:t>
+      </w:r>
+      <w:r>
+        <w:rPr>
+          <w:rFonts w:ascii="Courier New" w:hAnsi="Courier New" w:cs="Courier New"/>
+        </w:rPr>
+        <w:br/>
+        <w:t>Why does she call you Gani</w:t>
+      </w:r>
+    </w:p>
+    <w:p>
+      <w:pPr>
+        <w:jc w:val="center"/>
+        <w:rPr>
+          <w:rFonts w:ascii="Courier New" w:hAnsi="Courier New" w:cs="Courier New"/>
+        </w:rPr>
+      </w:pPr>
+      <w:r>
+        <w:rPr>
+          <w:rFonts w:ascii="Courier New" w:hAnsi="Courier New" w:cs="Courier New"/>
+        </w:rPr>
+        <w:t>RAO</w:t>
+      </w:r>
+      <w:r>
+        <w:rPr>
+          <w:rFonts w:ascii="Courier New" w:hAnsi="Courier New" w:cs="Courier New"/>
+        </w:rPr>
+        <w:br/>
+        <w:t>Because I am like</w:t>
+      </w:r>
+      <w:r>
+        <w:rPr>
+          <w:rFonts w:ascii="Courier New" w:hAnsi="Courier New" w:cs="Courier New"/>
+        </w:rPr>
+        <w:t xml:space="preserve"> a Chinnada Gani</w:t>
+      </w:r>
+      <w:r>
+        <w:rPr>
+          <w:rFonts w:ascii="Courier New" w:hAnsi="Courier New" w:cs="Courier New"/>
+        </w:rPr>
+        <w:br/>
+        <w:t xml:space="preserve">Gold mine </w:t>
+      </w:r>
+      <w:r>
+        <w:rPr>
+          <w:rFonts w:ascii="Courier New" w:hAnsi="Courier New" w:cs="Courier New"/>
+        </w:rPr>
+        <w:br/>
+      </w:r>
+      <w:r>
+        <w:rPr>
+          <w:rFonts w:ascii="Courier New" w:hAnsi="Courier New" w:cs="Courier New"/>
+        </w:rPr>
+        <w:t xml:space="preserve"> </w:t>
+      </w:r>
+    </w:p>
+    <w:p>
+      <w:pPr>
+        <w:rPr>
+          <w:rFonts w:ascii="Courier New" w:hAnsi="Courier New" w:cs="Courier New"/>
+        </w:rPr>
+      </w:pPr>
+      <w:r>
+        <w:rPr>
+          <w:rFonts w:ascii="Courier New" w:hAnsi="Courier New" w:cs="Courier New"/>
+        </w:rPr>
         <w:t>They start to walk.</w:t>
       </w:r>
     </w:p>
@@ -24107,6 +24267,7 @@
         <w:rPr>
           <w:rFonts w:ascii="Courier New" w:hAnsi="Courier New" w:cs="Courier New"/>
         </w:rPr>
+        <w:lastRenderedPageBreak/>
         <w:t>RAMA</w:t>
       </w:r>
       <w:r>
@@ -24250,7 +24411,351 @@
         <w:rPr>
           <w:rFonts w:ascii="Courier New" w:hAnsi="Courier New" w:cs="Courier New"/>
         </w:rPr>
+        <w:t>DEEKSHA</w:t>
+      </w:r>
+      <w:r>
+        <w:rPr>
+          <w:rFonts w:ascii="Courier New" w:hAnsi="Courier New" w:cs="Courier New"/>
+        </w:rPr>
+        <w:br/>
+        <w:t>What happened to the results?</w:t>
+      </w:r>
+    </w:p>
+    <w:p>
+      <w:pPr>
+        <w:jc w:val="center"/>
+        <w:rPr>
+          <w:rFonts w:ascii="Courier New" w:hAnsi="Courier New" w:cs="Courier New"/>
+        </w:rPr>
+      </w:pPr>
+      <w:r>
+        <w:rPr>
+          <w:rFonts w:ascii="Courier New" w:hAnsi="Courier New" w:cs="Courier New"/>
+        </w:rPr>
+        <w:t>RAMA</w:t>
+      </w:r>
+      <w:r>
+        <w:rPr>
+          <w:rFonts w:ascii="Courier New" w:hAnsi="Courier New" w:cs="Courier New"/>
+        </w:rPr>
+        <w:br/>
+        <w:t>First Class</w:t>
+      </w:r>
+      <w:r>
+        <w:rPr>
+          <w:rFonts w:ascii="Courier New" w:hAnsi="Courier New" w:cs="Courier New"/>
+        </w:rPr>
+        <w:t xml:space="preserve"> </w:t>
+      </w:r>
+      <w:r>
+        <w:rPr>
+          <w:rFonts w:ascii="Courier New" w:hAnsi="Courier New" w:cs="Courier New"/>
+        </w:rPr>
+        <w:t>8</w:t>
+      </w:r>
+      <w:r>
+        <w:rPr>
+          <w:rFonts w:ascii="Courier New" w:hAnsi="Courier New" w:cs="Courier New"/>
+        </w:rPr>
+        <w:t>7</w:t>
+      </w:r>
+      <w:r>
+        <w:rPr>
+          <w:rFonts w:ascii="Courier New" w:hAnsi="Courier New" w:cs="Courier New"/>
+        </w:rPr>
+        <w:t>%</w:t>
+      </w:r>
+    </w:p>
+    <w:p>
+      <w:pPr>
+        <w:jc w:val="center"/>
+        <w:rPr>
+          <w:rFonts w:ascii="Courier New" w:hAnsi="Courier New" w:cs="Courier New"/>
+        </w:rPr>
+      </w:pPr>
+      <w:r>
+        <w:rPr>
+          <w:rFonts w:ascii="Courier New" w:hAnsi="Courier New" w:cs="Courier New"/>
+        </w:rPr>
+        <w:t>DEEKSHA</w:t>
+      </w:r>
+      <w:r>
+        <w:rPr>
+          <w:rFonts w:ascii="Courier New" w:hAnsi="Courier New" w:cs="Courier New"/>
+        </w:rPr>
+        <w:br/>
+      </w:r>
+      <w:r>
+        <w:rPr>
+          <w:rFonts w:ascii="Courier New" w:hAnsi="Courier New" w:cs="Courier New"/>
+        </w:rPr>
+        <w:t xml:space="preserve">87%? </w:t>
+      </w:r>
+      <w:r>
+        <w:rPr>
+          <w:rFonts w:ascii="Courier New" w:hAnsi="Courier New" w:cs="Courier New"/>
+        </w:rPr>
+        <w:t xml:space="preserve">I got </w:t>
+      </w:r>
+      <w:r>
+        <w:rPr>
+          <w:rFonts w:ascii="Courier New" w:hAnsi="Courier New" w:cs="Courier New"/>
+        </w:rPr>
+        <w:t>45</w:t>
+      </w:r>
+      <w:r>
+        <w:rPr>
+          <w:rFonts w:ascii="Courier New" w:hAnsi="Courier New" w:cs="Courier New"/>
+        </w:rPr>
+        <w:t>%</w:t>
+      </w:r>
+      <w:r>
+        <w:rPr>
+          <w:rFonts w:ascii="Courier New" w:hAnsi="Courier New" w:cs="Courier New"/>
+        </w:rPr>
+        <w:br/>
+        <w:t>And it is because of you!</w:t>
+      </w:r>
+    </w:p>
+    <w:p>
+      <w:pPr>
+        <w:jc w:val="center"/>
+        <w:rPr>
+          <w:rFonts w:ascii="Courier New" w:hAnsi="Courier New" w:cs="Courier New"/>
+        </w:rPr>
+      </w:pPr>
+      <w:r>
+        <w:rPr>
+          <w:rFonts w:ascii="Courier New" w:hAnsi="Courier New" w:cs="Courier New"/>
+        </w:rPr>
+        <w:t>RAMA</w:t>
+      </w:r>
+      <w:r>
+        <w:rPr>
+          <w:rFonts w:ascii="Courier New" w:hAnsi="Courier New" w:cs="Courier New"/>
+        </w:rPr>
+        <w:br/>
+        <w:t>What did I do?</w:t>
+      </w:r>
+    </w:p>
+    <w:p>
+      <w:pPr>
+        <w:jc w:val="center"/>
+        <w:rPr>
+          <w:rFonts w:ascii="Courier New" w:hAnsi="Courier New" w:cs="Courier New"/>
+        </w:rPr>
+      </w:pPr>
+      <w:r>
+        <w:rPr>
+          <w:rFonts w:ascii="Courier New" w:hAnsi="Courier New" w:cs="Courier New"/>
+        </w:rPr>
+        <w:t>DEEKSHA</w:t>
+      </w:r>
+      <w:r>
+        <w:rPr>
+          <w:rFonts w:ascii="Courier New" w:hAnsi="Courier New" w:cs="Courier New"/>
+        </w:rPr>
+        <w:br/>
+        <w:t>I got less because I was</w:t>
+      </w:r>
+      <w:r>
+        <w:rPr>
+          <w:rFonts w:ascii="Courier New" w:hAnsi="Courier New" w:cs="Courier New"/>
+        </w:rPr>
+        <w:t xml:space="preserve"> </w:t>
+      </w:r>
+      <w:r>
+        <w:rPr>
+          <w:rFonts w:ascii="Courier New" w:hAnsi="Courier New" w:cs="Courier New"/>
+        </w:rPr>
+        <w:t>with you always</w:t>
+      </w:r>
+      <w:r>
+        <w:rPr>
+          <w:rFonts w:ascii="Courier New" w:hAnsi="Courier New" w:cs="Courier New"/>
+        </w:rPr>
+        <w:br/>
+        <w:t>And you did not help me</w:t>
+      </w:r>
+      <w:r>
+        <w:rPr>
+          <w:rFonts w:ascii="Courier New" w:hAnsi="Courier New" w:cs="Courier New"/>
+        </w:rPr>
+        <w:t xml:space="preserve"> </w:t>
+      </w:r>
+      <w:r>
+        <w:rPr>
+          <w:rFonts w:ascii="Courier New" w:hAnsi="Courier New" w:cs="Courier New"/>
+        </w:rPr>
+        <w:t>in writing exam too</w:t>
+      </w:r>
+    </w:p>
+    <w:p>
+      <w:pPr>
+        <w:jc w:val="center"/>
+        <w:rPr>
+          <w:rFonts w:ascii="Courier New" w:hAnsi="Courier New" w:cs="Courier New"/>
+        </w:rPr>
+      </w:pPr>
+      <w:r>
+        <w:rPr>
+          <w:rFonts w:ascii="Courier New" w:hAnsi="Courier New" w:cs="Courier New"/>
+        </w:rPr>
+        <w:t>RAMA</w:t>
+      </w:r>
+      <w:r>
+        <w:rPr>
+          <w:rFonts w:ascii="Courier New" w:hAnsi="Courier New" w:cs="Courier New"/>
+        </w:rPr>
+        <w:br/>
+        <w:t>How can I help you</w:t>
+      </w:r>
+      <w:r>
+        <w:rPr>
+          <w:rFonts w:ascii="Courier New" w:hAnsi="Courier New" w:cs="Courier New"/>
+        </w:rPr>
+        <w:br/>
+        <w:t>if your number was in the first bench</w:t>
+      </w:r>
+      <w:r>
+        <w:rPr>
+          <w:rFonts w:ascii="Courier New" w:hAnsi="Courier New" w:cs="Courier New"/>
+        </w:rPr>
+        <w:br/>
+        <w:t>and I was in the last bench, ha?</w:t>
+      </w:r>
+    </w:p>
+    <w:p>
+      <w:pPr>
+        <w:jc w:val="center"/>
+        <w:rPr>
+          <w:rFonts w:ascii="Courier New" w:hAnsi="Courier New" w:cs="Courier New"/>
+        </w:rPr>
+      </w:pPr>
+      <w:r>
+        <w:rPr>
+          <w:rFonts w:ascii="Courier New" w:hAnsi="Courier New" w:cs="Courier New"/>
+        </w:rPr>
+        <w:t>DEEKSHA</w:t>
+      </w:r>
+      <w:r>
+        <w:rPr>
+          <w:rFonts w:ascii="Courier New" w:hAnsi="Courier New" w:cs="Courier New"/>
+        </w:rPr>
+        <w:br/>
+        <w:t>I know you pretended to love me</w:t>
+      </w:r>
+      <w:r>
+        <w:rPr>
+          <w:rFonts w:ascii="Courier New" w:hAnsi="Courier New" w:cs="Courier New"/>
+        </w:rPr>
+        <w:br/>
+        <w:t>Just because I said I will</w:t>
+      </w:r>
+      <w:r>
+        <w:rPr>
+          <w:rFonts w:ascii="Courier New" w:hAnsi="Courier New" w:cs="Courier New"/>
+        </w:rPr>
+        <w:br/>
+        <w:t>help you to pay fees for engineering</w:t>
+      </w:r>
+    </w:p>
+    <w:p>
+      <w:pPr>
+        <w:jc w:val="center"/>
+        <w:rPr>
+          <w:rFonts w:ascii="Courier New" w:hAnsi="Courier New" w:cs="Courier New"/>
+        </w:rPr>
+      </w:pPr>
+      <w:r>
+        <w:rPr>
+          <w:rFonts w:ascii="Courier New" w:hAnsi="Courier New" w:cs="Courier New"/>
+        </w:rPr>
+        <w:t>RAMA</w:t>
+      </w:r>
+      <w:r>
+        <w:rPr>
+          <w:rFonts w:ascii="Courier New" w:hAnsi="Courier New" w:cs="Courier New"/>
+        </w:rPr>
+        <w:br/>
+        <w:t>What are you saying?</w:t>
+      </w:r>
+      <w:r>
+        <w:rPr>
+          <w:rFonts w:ascii="Courier New" w:hAnsi="Courier New" w:cs="Courier New"/>
+        </w:rPr>
+        <w:br/>
+        <w:t>I never asked you to pay right?</w:t>
+      </w:r>
+    </w:p>
+    <w:p>
+      <w:pPr>
+        <w:jc w:val="center"/>
+        <w:rPr>
+          <w:rFonts w:ascii="Courier New" w:hAnsi="Courier New" w:cs="Courier New"/>
+        </w:rPr>
+      </w:pPr>
+      <w:r>
+        <w:rPr>
+          <w:rFonts w:ascii="Courier New" w:hAnsi="Courier New" w:cs="Courier New"/>
+        </w:rPr>
+        <w:t>DEEKSHA</w:t>
+      </w:r>
+      <w:r>
+        <w:rPr>
+          <w:rFonts w:ascii="Courier New" w:hAnsi="Courier New" w:cs="Courier New"/>
+        </w:rPr>
+        <w:br/>
+        <w:t>I have got such less marks</w:t>
+      </w:r>
+      <w:r>
+        <w:rPr>
+          <w:rFonts w:ascii="Courier New" w:hAnsi="Courier New" w:cs="Courier New"/>
+        </w:rPr>
+        <w:br/>
+        <w:t>I will only not get any seats now!</w:t>
+      </w:r>
+    </w:p>
+    <w:p>
+      <w:pPr>
+        <w:jc w:val="center"/>
+        <w:rPr>
+          <w:rFonts w:ascii="Courier New" w:hAnsi="Courier New" w:cs="Courier New"/>
+        </w:rPr>
+      </w:pPr>
+      <w:r>
+        <w:rPr>
+          <w:rFonts w:ascii="Courier New" w:hAnsi="Courier New" w:cs="Courier New"/>
+        </w:rPr>
         <w:lastRenderedPageBreak/>
+        <w:t>RAMA</w:t>
+      </w:r>
+      <w:r>
+        <w:rPr>
+          <w:rFonts w:ascii="Courier New" w:hAnsi="Courier New" w:cs="Courier New"/>
+        </w:rPr>
+        <w:br/>
+        <w:t>Do not worry I will</w:t>
+      </w:r>
+      <w:r>
+        <w:rPr>
+          <w:rFonts w:ascii="Courier New" w:hAnsi="Courier New" w:cs="Courier New"/>
+        </w:rPr>
+        <w:br/>
+        <w:t>find out a way</w:t>
+      </w:r>
+    </w:p>
+    <w:p>
+      <w:pPr>
+        <w:jc w:val="center"/>
+        <w:rPr>
+          <w:rFonts w:ascii="Courier New" w:hAnsi="Courier New" w:cs="Courier New"/>
+        </w:rPr>
+      </w:pPr>
+      <w:r>
+        <w:rPr>
+          <w:rFonts w:ascii="Courier New" w:hAnsi="Courier New" w:cs="Courier New"/>
+        </w:rPr>
         <w:t>DEEKSHA</w:t>
       </w:r>
       <w:r>
@@ -24258,7 +24763,97 @@
           <w:rFonts w:ascii="Courier New" w:hAnsi="Courier New" w:cs="Courier New"/>
         </w:rPr>
         <w:br/>
-        <w:t>What happened to the results?</w:t>
+        <w:t>It is not as simple</w:t>
+      </w:r>
+      <w:r>
+        <w:rPr>
+          <w:rFonts w:ascii="Courier New" w:hAnsi="Courier New" w:cs="Courier New"/>
+        </w:rPr>
+        <w:br/>
+        <w:t>as buying cream puffs</w:t>
+      </w:r>
+    </w:p>
+    <w:p>
+      <w:pPr>
+        <w:rPr>
+          <w:rFonts w:ascii="Courier New" w:hAnsi="Courier New" w:cs="Courier New"/>
+        </w:rPr>
+      </w:pPr>
+      <w:r>
+        <w:rPr>
+          <w:rFonts w:ascii="Courier New" w:hAnsi="Courier New" w:cs="Courier New"/>
+        </w:rPr>
+        <w:t>Farhan comes there in a brand-new car. Farhan gets down and meets Rama.</w:t>
+      </w:r>
+    </w:p>
+    <w:p>
+      <w:pPr>
+        <w:jc w:val="center"/>
+        <w:rPr>
+          <w:rFonts w:ascii="Courier New" w:hAnsi="Courier New" w:cs="Courier New"/>
+        </w:rPr>
+      </w:pPr>
+      <w:r>
+        <w:rPr>
+          <w:rFonts w:ascii="Courier New" w:hAnsi="Courier New" w:cs="Courier New"/>
+        </w:rPr>
+        <w:t>FARHAN</w:t>
+      </w:r>
+      <w:r>
+        <w:rPr>
+          <w:rFonts w:ascii="Courier New" w:hAnsi="Courier New" w:cs="Courier New"/>
+        </w:rPr>
+        <w:br/>
+        <w:t>How is my new Car</w:t>
+      </w:r>
+    </w:p>
+    <w:p>
+      <w:pPr>
+        <w:jc w:val="center"/>
+        <w:rPr>
+          <w:rFonts w:ascii="Courier New" w:hAnsi="Courier New" w:cs="Courier New"/>
+        </w:rPr>
+      </w:pPr>
+      <w:r>
+        <w:rPr>
+          <w:rFonts w:ascii="Courier New" w:hAnsi="Courier New" w:cs="Courier New"/>
+        </w:rPr>
+        <w:t>DEEKSHA</w:t>
+      </w:r>
+      <w:r>
+        <w:rPr>
+          <w:rFonts w:ascii="Courier New" w:hAnsi="Courier New" w:cs="Courier New"/>
+        </w:rPr>
+        <w:br/>
+        <w:t>It is so good</w:t>
+      </w:r>
+    </w:p>
+    <w:p>
+      <w:pPr>
+        <w:jc w:val="center"/>
+        <w:rPr>
+          <w:rFonts w:ascii="Courier New" w:hAnsi="Courier New" w:cs="Courier New"/>
+        </w:rPr>
+      </w:pPr>
+      <w:r>
+        <w:rPr>
+          <w:rFonts w:ascii="Courier New" w:hAnsi="Courier New" w:cs="Courier New"/>
+        </w:rPr>
+        <w:t>FARHAN</w:t>
+      </w:r>
+      <w:r>
+        <w:rPr>
+          <w:rFonts w:ascii="Courier New" w:hAnsi="Courier New" w:cs="Courier New"/>
+        </w:rPr>
+        <w:br/>
+        <w:t>My dad bought it for me</w:t>
+      </w:r>
+      <w:r>
+        <w:rPr>
+          <w:rFonts w:ascii="Courier New" w:hAnsi="Courier New" w:cs="Courier New"/>
+        </w:rPr>
+        <w:br/>
+        <w:t>as a present for passing</w:t>
       </w:r>
     </w:p>
     <w:p>
@@ -24279,31 +24874,49 @@
           <w:rFonts w:ascii="Courier New" w:hAnsi="Courier New" w:cs="Courier New"/>
         </w:rPr>
         <w:br/>
-        <w:t>First Class</w:t>
-      </w:r>
-      <w:r>
-        <w:rPr>
-          <w:rFonts w:ascii="Courier New" w:hAnsi="Courier New" w:cs="Courier New"/>
-        </w:rPr>
-        <w:t xml:space="preserve"> </w:t>
-      </w:r>
-      <w:r>
-        <w:rPr>
-          <w:rFonts w:ascii="Courier New" w:hAnsi="Courier New" w:cs="Courier New"/>
-        </w:rPr>
-        <w:t>8</w:t>
-      </w:r>
-      <w:r>
-        <w:rPr>
-          <w:rFonts w:ascii="Courier New" w:hAnsi="Courier New" w:cs="Courier New"/>
-        </w:rPr>
-        <w:t>7</w:t>
-      </w:r>
-      <w:r>
-        <w:rPr>
-          <w:rFonts w:ascii="Courier New" w:hAnsi="Courier New" w:cs="Courier New"/>
-        </w:rPr>
-        <w:t>%</w:t>
+        <w:t>How much did you get?</w:t>
+      </w:r>
+    </w:p>
+    <w:p>
+      <w:pPr>
+        <w:jc w:val="center"/>
+        <w:rPr>
+          <w:rFonts w:ascii="Courier New" w:hAnsi="Courier New" w:cs="Courier New"/>
+        </w:rPr>
+      </w:pPr>
+      <w:r>
+        <w:rPr>
+          <w:rFonts w:ascii="Courier New" w:hAnsi="Courier New" w:cs="Courier New"/>
+        </w:rPr>
+        <w:t>FARHAN</w:t>
+      </w:r>
+      <w:r>
+        <w:rPr>
+          <w:rFonts w:ascii="Courier New" w:hAnsi="Courier New" w:cs="Courier New"/>
+        </w:rPr>
+        <w:br/>
+        <w:t>40%</w:t>
+      </w:r>
+      <w:r>
+        <w:rPr>
+          <w:rFonts w:ascii="Courier New" w:hAnsi="Courier New" w:cs="Courier New"/>
+        </w:rPr>
+        <w:br/>
+        <w:t>And I got a seat in</w:t>
+      </w:r>
+      <w:r>
+        <w:rPr>
+          <w:rFonts w:ascii="Courier New" w:hAnsi="Courier New" w:cs="Courier New"/>
+        </w:rPr>
+        <w:br/>
+        <w:t>MSR college that too medical</w:t>
+      </w:r>
+      <w:r>
+        <w:rPr>
+          <w:rFonts w:ascii="Courier New" w:hAnsi="Courier New" w:cs="Courier New"/>
+        </w:rPr>
+        <w:br/>
+        <w:t>I can get you both seats there too</w:t>
       </w:r>
     </w:p>
     <w:p>
@@ -24324,37 +24937,7 @@
           <w:rFonts w:ascii="Courier New" w:hAnsi="Courier New" w:cs="Courier New"/>
         </w:rPr>
         <w:br/>
-      </w:r>
-      <w:r>
-        <w:rPr>
-          <w:rFonts w:ascii="Courier New" w:hAnsi="Courier New" w:cs="Courier New"/>
-        </w:rPr>
-        <w:t xml:space="preserve">87%? </w:t>
-      </w:r>
-      <w:r>
-        <w:rPr>
-          <w:rFonts w:ascii="Courier New" w:hAnsi="Courier New" w:cs="Courier New"/>
-        </w:rPr>
-        <w:t xml:space="preserve">I got </w:t>
-      </w:r>
-      <w:r>
-        <w:rPr>
-          <w:rFonts w:ascii="Courier New" w:hAnsi="Courier New" w:cs="Courier New"/>
-        </w:rPr>
-        <w:t>45</w:t>
-      </w:r>
-      <w:r>
-        <w:rPr>
-          <w:rFonts w:ascii="Courier New" w:hAnsi="Courier New" w:cs="Courier New"/>
-        </w:rPr>
-        <w:t>%</w:t>
-      </w:r>
-      <w:r>
-        <w:rPr>
-          <w:rFonts w:ascii="Courier New" w:hAnsi="Courier New" w:cs="Courier New"/>
-        </w:rPr>
-        <w:br/>
-        <w:t>And it is because of you!</w:t>
+        <w:t>Really!</w:t>
       </w:r>
     </w:p>
     <w:p>
@@ -24375,7 +24958,7 @@
           <w:rFonts w:ascii="Courier New" w:hAnsi="Courier New" w:cs="Courier New"/>
         </w:rPr>
         <w:br/>
-        <w:t>What did I do?</w:t>
+        <w:t>I do not want that!</w:t>
       </w:r>
     </w:p>
     <w:p>
@@ -24396,38 +24979,21 @@
           <w:rFonts w:ascii="Courier New" w:hAnsi="Courier New" w:cs="Courier New"/>
         </w:rPr>
         <w:br/>
-        <w:t>I got less because I was</w:t>
-      </w:r>
-      <w:r>
-        <w:rPr>
-          <w:rFonts w:ascii="Courier New" w:hAnsi="Courier New" w:cs="Courier New"/>
-        </w:rPr>
-        <w:t xml:space="preserve"> </w:t>
-      </w:r>
-      <w:r>
-        <w:rPr>
-          <w:rFonts w:ascii="Courier New" w:hAnsi="Courier New" w:cs="Courier New"/>
-        </w:rPr>
-        <w:t>with you always</w:t>
-      </w:r>
-      <w:r>
-        <w:rPr>
-          <w:rFonts w:ascii="Courier New" w:hAnsi="Courier New" w:cs="Courier New"/>
-        </w:rPr>
-        <w:br/>
-        <w:t>And you did not help me</w:t>
-      </w:r>
-      <w:r>
-        <w:rPr>
-          <w:rFonts w:ascii="Courier New" w:hAnsi="Courier New" w:cs="Courier New"/>
-        </w:rPr>
-        <w:t xml:space="preserve"> </w:t>
-      </w:r>
-      <w:r>
-        <w:rPr>
-          <w:rFonts w:ascii="Courier New" w:hAnsi="Courier New" w:cs="Courier New"/>
-        </w:rPr>
-        <w:t>in writing exam too</w:t>
+        <w:t>Respect him</w:t>
+      </w:r>
+      <w:r>
+        <w:rPr>
+          <w:rFonts w:ascii="Courier New" w:hAnsi="Courier New" w:cs="Courier New"/>
+        </w:rPr>
+        <w:br/>
+        <w:t>He had offered to pay for your degree</w:t>
+      </w:r>
+      <w:r>
+        <w:rPr>
+          <w:rFonts w:ascii="Courier New" w:hAnsi="Courier New" w:cs="Courier New"/>
+        </w:rPr>
+        <w:br/>
+        <w:t>Now he is offering you a medical seat</w:t>
       </w:r>
     </w:p>
     <w:p>
@@ -24448,21 +25014,7 @@
           <w:rFonts w:ascii="Courier New" w:hAnsi="Courier New" w:cs="Courier New"/>
         </w:rPr>
         <w:br/>
-        <w:t>How can I help you</w:t>
-      </w:r>
-      <w:r>
-        <w:rPr>
-          <w:rFonts w:ascii="Courier New" w:hAnsi="Courier New" w:cs="Courier New"/>
-        </w:rPr>
-        <w:br/>
-        <w:t>if your number was in the first bench</w:t>
-      </w:r>
-      <w:r>
-        <w:rPr>
-          <w:rFonts w:ascii="Courier New" w:hAnsi="Courier New" w:cs="Courier New"/>
-        </w:rPr>
-        <w:br/>
-        <w:t>and I was in the last bench, ha?</w:t>
+        <w:t>But you told me it was your brother!</w:t>
       </w:r>
     </w:p>
     <w:p>
@@ -24483,146 +25035,14 @@
           <w:rFonts w:ascii="Courier New" w:hAnsi="Courier New" w:cs="Courier New"/>
         </w:rPr>
         <w:br/>
-        <w:t>I know you pretended to love me</w:t>
-      </w:r>
-      <w:r>
-        <w:rPr>
-          <w:rFonts w:ascii="Courier New" w:hAnsi="Courier New" w:cs="Courier New"/>
-        </w:rPr>
-        <w:br/>
-        <w:t>Just because I said I will</w:t>
-      </w:r>
-      <w:r>
-        <w:rPr>
-          <w:rFonts w:ascii="Courier New" w:hAnsi="Courier New" w:cs="Courier New"/>
-        </w:rPr>
-        <w:br/>
-        <w:t>help you to pay fees for engineering</w:t>
-      </w:r>
-    </w:p>
-    <w:p>
-      <w:pPr>
-        <w:jc w:val="center"/>
-        <w:rPr>
-          <w:rFonts w:ascii="Courier New" w:hAnsi="Courier New" w:cs="Courier New"/>
-        </w:rPr>
-      </w:pPr>
-      <w:r>
-        <w:rPr>
-          <w:rFonts w:ascii="Courier New" w:hAnsi="Courier New" w:cs="Courier New"/>
-        </w:rPr>
-        <w:t>RAMA</w:t>
-      </w:r>
-      <w:r>
-        <w:rPr>
-          <w:rFonts w:ascii="Courier New" w:hAnsi="Courier New" w:cs="Courier New"/>
-        </w:rPr>
-        <w:br/>
-        <w:t>What are you saying?</w:t>
-      </w:r>
-      <w:r>
-        <w:rPr>
-          <w:rFonts w:ascii="Courier New" w:hAnsi="Courier New" w:cs="Courier New"/>
-        </w:rPr>
-        <w:br/>
-        <w:t>I never asked you to pay right?</w:t>
-      </w:r>
-    </w:p>
-    <w:p>
-      <w:pPr>
-        <w:jc w:val="center"/>
-        <w:rPr>
-          <w:rFonts w:ascii="Courier New" w:hAnsi="Courier New" w:cs="Courier New"/>
-        </w:rPr>
-      </w:pPr>
-      <w:r>
-        <w:rPr>
-          <w:rFonts w:ascii="Courier New" w:hAnsi="Courier New" w:cs="Courier New"/>
-        </w:rPr>
-        <w:t>DEEKSHA</w:t>
-      </w:r>
-      <w:r>
-        <w:rPr>
-          <w:rFonts w:ascii="Courier New" w:hAnsi="Courier New" w:cs="Courier New"/>
-        </w:rPr>
-        <w:br/>
-        <w:t>I have got such less marks</w:t>
-      </w:r>
-      <w:r>
-        <w:rPr>
-          <w:rFonts w:ascii="Courier New" w:hAnsi="Courier New" w:cs="Courier New"/>
-        </w:rPr>
-        <w:br/>
-        <w:t>I will only not get any seats now!</w:t>
-      </w:r>
-    </w:p>
-    <w:p>
-      <w:pPr>
-        <w:jc w:val="center"/>
-        <w:rPr>
-          <w:rFonts w:ascii="Courier New" w:hAnsi="Courier New" w:cs="Courier New"/>
-        </w:rPr>
-      </w:pPr>
-      <w:r>
-        <w:rPr>
-          <w:rFonts w:ascii="Courier New" w:hAnsi="Courier New" w:cs="Courier New"/>
-        </w:rPr>
-        <w:t>RAMA</w:t>
-      </w:r>
-      <w:r>
-        <w:rPr>
-          <w:rFonts w:ascii="Courier New" w:hAnsi="Courier New" w:cs="Courier New"/>
-        </w:rPr>
-        <w:br/>
-        <w:t>Do not worry I will</w:t>
-      </w:r>
-      <w:r>
-        <w:rPr>
-          <w:rFonts w:ascii="Courier New" w:hAnsi="Courier New" w:cs="Courier New"/>
-        </w:rPr>
-        <w:br/>
-        <w:t>find out a way</w:t>
-      </w:r>
-    </w:p>
-    <w:p>
-      <w:pPr>
-        <w:jc w:val="center"/>
-        <w:rPr>
-          <w:rFonts w:ascii="Courier New" w:hAnsi="Courier New" w:cs="Courier New"/>
-        </w:rPr>
-      </w:pPr>
-      <w:r>
-        <w:rPr>
-          <w:rFonts w:ascii="Courier New" w:hAnsi="Courier New" w:cs="Courier New"/>
-        </w:rPr>
-        <w:t>DEEKSHA</w:t>
-      </w:r>
-      <w:r>
-        <w:rPr>
-          <w:rFonts w:ascii="Courier New" w:hAnsi="Courier New" w:cs="Courier New"/>
-        </w:rPr>
-        <w:br/>
-        <w:t>It is not as simple</w:t>
-      </w:r>
-      <w:r>
-        <w:rPr>
-          <w:rFonts w:ascii="Courier New" w:hAnsi="Courier New" w:cs="Courier New"/>
-        </w:rPr>
-        <w:br/>
-        <w:t>as buying cream puffs</w:t>
-      </w:r>
-    </w:p>
-    <w:p>
-      <w:pPr>
-        <w:rPr>
-          <w:rFonts w:ascii="Courier New" w:hAnsi="Courier New" w:cs="Courier New"/>
-        </w:rPr>
-      </w:pPr>
-      <w:r>
-        <w:rPr>
-          <w:rFonts w:ascii="Courier New" w:hAnsi="Courier New" w:cs="Courier New"/>
-        </w:rPr>
-        <w:t>Farhan comes there in a brand-new car. Farhan gets down and meets Rama.</w:t>
+        <w:t>When did I say that?</w:t>
+      </w:r>
+      <w:r>
+        <w:rPr>
+          <w:rFonts w:ascii="Courier New" w:hAnsi="Courier New" w:cs="Courier New"/>
+        </w:rPr>
+        <w:br/>
+        <w:t>I said my friend Farhan</w:t>
       </w:r>
     </w:p>
     <w:p>
@@ -24643,33 +25063,25 @@
           <w:rFonts w:ascii="Courier New" w:hAnsi="Courier New" w:cs="Courier New"/>
         </w:rPr>
         <w:br/>
-        <w:t>How is my new Car</w:t>
-      </w:r>
-    </w:p>
-    <w:p>
-      <w:pPr>
-        <w:jc w:val="center"/>
-        <w:rPr>
-          <w:rFonts w:ascii="Courier New" w:hAnsi="Courier New" w:cs="Courier New"/>
-        </w:rPr>
-      </w:pPr>
-      <w:r>
-        <w:rPr>
-          <w:rFonts w:ascii="Courier New" w:hAnsi="Courier New" w:cs="Courier New"/>
-        </w:rPr>
-        <w:t>DEEKSHA</w:t>
-      </w:r>
-      <w:r>
-        <w:rPr>
-          <w:rFonts w:ascii="Courier New" w:hAnsi="Courier New" w:cs="Courier New"/>
-        </w:rPr>
-        <w:br/>
-        <w:t>It is so good</w:t>
-      </w:r>
-    </w:p>
-    <w:p>
-      <w:pPr>
-        <w:jc w:val="center"/>
+        <w:t>By the way! What are your plans for the last day?</w:t>
+      </w:r>
+      <w:r>
+        <w:rPr>
+          <w:rFonts w:ascii="Courier New" w:hAnsi="Courier New" w:cs="Courier New"/>
+        </w:rPr>
+        <w:br/>
+        <w:t>Me and my friends are going to the PUB</w:t>
+      </w:r>
+      <w:r>
+        <w:rPr>
+          <w:rFonts w:ascii="Courier New" w:hAnsi="Courier New" w:cs="Courier New"/>
+        </w:rPr>
+        <w:br/>
+        <w:t>Do you guys want to join?</w:t>
+      </w:r>
+    </w:p>
+    <w:p>
+      <w:pPr>
         <w:rPr>
           <w:rFonts w:ascii="Courier New" w:hAnsi="Courier New" w:cs="Courier New"/>
         </w:rPr>
@@ -24679,257 +25091,6 @@
           <w:rFonts w:ascii="Courier New" w:hAnsi="Courier New" w:cs="Courier New"/>
         </w:rPr>
         <w:lastRenderedPageBreak/>
-        <w:t>FARHAN</w:t>
-      </w:r>
-      <w:r>
-        <w:rPr>
-          <w:rFonts w:ascii="Courier New" w:hAnsi="Courier New" w:cs="Courier New"/>
-        </w:rPr>
-        <w:br/>
-        <w:t>My dad bought it for me</w:t>
-      </w:r>
-      <w:r>
-        <w:rPr>
-          <w:rFonts w:ascii="Courier New" w:hAnsi="Courier New" w:cs="Courier New"/>
-        </w:rPr>
-        <w:br/>
-        <w:t>as a present for passing</w:t>
-      </w:r>
-    </w:p>
-    <w:p>
-      <w:pPr>
-        <w:jc w:val="center"/>
-        <w:rPr>
-          <w:rFonts w:ascii="Courier New" w:hAnsi="Courier New" w:cs="Courier New"/>
-        </w:rPr>
-      </w:pPr>
-      <w:r>
-        <w:rPr>
-          <w:rFonts w:ascii="Courier New" w:hAnsi="Courier New" w:cs="Courier New"/>
-        </w:rPr>
-        <w:t>RAMA</w:t>
-      </w:r>
-      <w:r>
-        <w:rPr>
-          <w:rFonts w:ascii="Courier New" w:hAnsi="Courier New" w:cs="Courier New"/>
-        </w:rPr>
-        <w:br/>
-        <w:t>How much did you get?</w:t>
-      </w:r>
-    </w:p>
-    <w:p>
-      <w:pPr>
-        <w:jc w:val="center"/>
-        <w:rPr>
-          <w:rFonts w:ascii="Courier New" w:hAnsi="Courier New" w:cs="Courier New"/>
-        </w:rPr>
-      </w:pPr>
-      <w:r>
-        <w:rPr>
-          <w:rFonts w:ascii="Courier New" w:hAnsi="Courier New" w:cs="Courier New"/>
-        </w:rPr>
-        <w:t>FARHAN</w:t>
-      </w:r>
-      <w:r>
-        <w:rPr>
-          <w:rFonts w:ascii="Courier New" w:hAnsi="Courier New" w:cs="Courier New"/>
-        </w:rPr>
-        <w:br/>
-        <w:t>40%</w:t>
-      </w:r>
-      <w:r>
-        <w:rPr>
-          <w:rFonts w:ascii="Courier New" w:hAnsi="Courier New" w:cs="Courier New"/>
-        </w:rPr>
-        <w:br/>
-        <w:t>And I got a seat in</w:t>
-      </w:r>
-      <w:r>
-        <w:rPr>
-          <w:rFonts w:ascii="Courier New" w:hAnsi="Courier New" w:cs="Courier New"/>
-        </w:rPr>
-        <w:br/>
-        <w:t>MSR college that too medical</w:t>
-      </w:r>
-      <w:r>
-        <w:rPr>
-          <w:rFonts w:ascii="Courier New" w:hAnsi="Courier New" w:cs="Courier New"/>
-        </w:rPr>
-        <w:br/>
-        <w:t>I can get you both seats there too</w:t>
-      </w:r>
-    </w:p>
-    <w:p>
-      <w:pPr>
-        <w:jc w:val="center"/>
-        <w:rPr>
-          <w:rFonts w:ascii="Courier New" w:hAnsi="Courier New" w:cs="Courier New"/>
-        </w:rPr>
-      </w:pPr>
-      <w:r>
-        <w:rPr>
-          <w:rFonts w:ascii="Courier New" w:hAnsi="Courier New" w:cs="Courier New"/>
-        </w:rPr>
-        <w:t>DEEKSHA</w:t>
-      </w:r>
-      <w:r>
-        <w:rPr>
-          <w:rFonts w:ascii="Courier New" w:hAnsi="Courier New" w:cs="Courier New"/>
-        </w:rPr>
-        <w:br/>
-        <w:t>Really!</w:t>
-      </w:r>
-    </w:p>
-    <w:p>
-      <w:pPr>
-        <w:jc w:val="center"/>
-        <w:rPr>
-          <w:rFonts w:ascii="Courier New" w:hAnsi="Courier New" w:cs="Courier New"/>
-        </w:rPr>
-      </w:pPr>
-      <w:r>
-        <w:rPr>
-          <w:rFonts w:ascii="Courier New" w:hAnsi="Courier New" w:cs="Courier New"/>
-        </w:rPr>
-        <w:t>RAMA</w:t>
-      </w:r>
-      <w:r>
-        <w:rPr>
-          <w:rFonts w:ascii="Courier New" w:hAnsi="Courier New" w:cs="Courier New"/>
-        </w:rPr>
-        <w:br/>
-        <w:t>I do not want that!</w:t>
-      </w:r>
-    </w:p>
-    <w:p>
-      <w:pPr>
-        <w:jc w:val="center"/>
-        <w:rPr>
-          <w:rFonts w:ascii="Courier New" w:hAnsi="Courier New" w:cs="Courier New"/>
-        </w:rPr>
-      </w:pPr>
-      <w:r>
-        <w:rPr>
-          <w:rFonts w:ascii="Courier New" w:hAnsi="Courier New" w:cs="Courier New"/>
-        </w:rPr>
-        <w:t>DEEKSHA</w:t>
-      </w:r>
-      <w:r>
-        <w:rPr>
-          <w:rFonts w:ascii="Courier New" w:hAnsi="Courier New" w:cs="Courier New"/>
-        </w:rPr>
-        <w:br/>
-        <w:t>Respect him</w:t>
-      </w:r>
-      <w:r>
-        <w:rPr>
-          <w:rFonts w:ascii="Courier New" w:hAnsi="Courier New" w:cs="Courier New"/>
-        </w:rPr>
-        <w:br/>
-        <w:t>He had offered to pay for your degree</w:t>
-      </w:r>
-      <w:r>
-        <w:rPr>
-          <w:rFonts w:ascii="Courier New" w:hAnsi="Courier New" w:cs="Courier New"/>
-        </w:rPr>
-        <w:br/>
-        <w:t>Now he is offering you a medical seat</w:t>
-      </w:r>
-    </w:p>
-    <w:p>
-      <w:pPr>
-        <w:jc w:val="center"/>
-        <w:rPr>
-          <w:rFonts w:ascii="Courier New" w:hAnsi="Courier New" w:cs="Courier New"/>
-        </w:rPr>
-      </w:pPr>
-      <w:r>
-        <w:rPr>
-          <w:rFonts w:ascii="Courier New" w:hAnsi="Courier New" w:cs="Courier New"/>
-        </w:rPr>
-        <w:t>RAMA</w:t>
-      </w:r>
-      <w:r>
-        <w:rPr>
-          <w:rFonts w:ascii="Courier New" w:hAnsi="Courier New" w:cs="Courier New"/>
-        </w:rPr>
-        <w:br/>
-        <w:t>But you told me it was your brother!</w:t>
-      </w:r>
-    </w:p>
-    <w:p>
-      <w:pPr>
-        <w:jc w:val="center"/>
-        <w:rPr>
-          <w:rFonts w:ascii="Courier New" w:hAnsi="Courier New" w:cs="Courier New"/>
-        </w:rPr>
-      </w:pPr>
-      <w:r>
-        <w:rPr>
-          <w:rFonts w:ascii="Courier New" w:hAnsi="Courier New" w:cs="Courier New"/>
-        </w:rPr>
-        <w:t>DEEKSHA</w:t>
-      </w:r>
-      <w:r>
-        <w:rPr>
-          <w:rFonts w:ascii="Courier New" w:hAnsi="Courier New" w:cs="Courier New"/>
-        </w:rPr>
-        <w:br/>
-        <w:t>When did I say that?</w:t>
-      </w:r>
-      <w:r>
-        <w:rPr>
-          <w:rFonts w:ascii="Courier New" w:hAnsi="Courier New" w:cs="Courier New"/>
-        </w:rPr>
-        <w:br/>
-        <w:t>I said my friend Farhan</w:t>
-      </w:r>
-    </w:p>
-    <w:p>
-      <w:pPr>
-        <w:jc w:val="center"/>
-        <w:rPr>
-          <w:rFonts w:ascii="Courier New" w:hAnsi="Courier New" w:cs="Courier New"/>
-        </w:rPr>
-      </w:pPr>
-      <w:r>
-        <w:rPr>
-          <w:rFonts w:ascii="Courier New" w:hAnsi="Courier New" w:cs="Courier New"/>
-        </w:rPr>
-        <w:t>FARHAN</w:t>
-      </w:r>
-      <w:r>
-        <w:rPr>
-          <w:rFonts w:ascii="Courier New" w:hAnsi="Courier New" w:cs="Courier New"/>
-        </w:rPr>
-        <w:br/>
-        <w:t>By the way! What are your plans for the last day?</w:t>
-      </w:r>
-      <w:r>
-        <w:rPr>
-          <w:rFonts w:ascii="Courier New" w:hAnsi="Courier New" w:cs="Courier New"/>
-        </w:rPr>
-        <w:br/>
-        <w:t>Me and my friends are going to the PUB</w:t>
-      </w:r>
-      <w:r>
-        <w:rPr>
-          <w:rFonts w:ascii="Courier New" w:hAnsi="Courier New" w:cs="Courier New"/>
-        </w:rPr>
-        <w:br/>
-        <w:t>Do you guys want to join?</w:t>
-      </w:r>
-    </w:p>
-    <w:p>
-      <w:pPr>
-        <w:rPr>
-          <w:rFonts w:ascii="Courier New" w:hAnsi="Courier New" w:cs="Courier New"/>
-        </w:rPr>
-      </w:pPr>
-      <w:r>
-        <w:rPr>
-          <w:rFonts w:ascii="Courier New" w:hAnsi="Courier New" w:cs="Courier New"/>
-        </w:rPr>
         <w:t>People from inside the car start to call Farhan to come back.</w:t>
       </w:r>
     </w:p>
@@ -25082,7 +25243,6 @@
           <w:szCs w:val="26"/>
           <w:u w:val="single"/>
         </w:rPr>
-        <w:lastRenderedPageBreak/>
         <w:t>SCENE – 40</w:t>
       </w:r>
     </w:p>
